--- a/docs/提交/数鉴Agent-作品介绍.docx
+++ b/docs/提交/数鉴Agent-作品介绍.docx
@@ -7,14 +7,29 @@
     <w:p/>
     <w:p>
       <w:pPr>
-        <w:spacing w:after="200"/>
+        <w:spacing w:after="360"/>
+        <w:jc w:val="center"/>
+      </w:pPr>
+      <w:r>
+        <w:rPr>
+          <w:rFonts w:ascii="微软雅黑" w:hAnsi="微软雅黑" w:eastAsia="微软雅黑"/>
+          <w:b w:val="0"/>
+          <w:color w:val="5B6675"/>
+          <w:sz w:val="19"/>
+        </w:rPr>
+        <w:t>AI 数据分析与可视化 · 参赛作品</w:t>
+      </w:r>
+    </w:p>
+    <w:p>
+      <w:pPr>
+        <w:spacing w:after="240"/>
         <w:jc w:val="center"/>
       </w:pPr>
       <w:r>
         <w:rPr>
           <w:rFonts w:ascii="微软雅黑" w:hAnsi="微软雅黑" w:eastAsia="微软雅黑"/>
           <w:b/>
-          <w:color w:val="1B222C"/>
+          <w:color w:val="111827"/>
           <w:sz w:val="68"/>
         </w:rPr>
         <w:t>数鉴 Agent</w:t>
@@ -22,18 +37,27 @@
     </w:p>
     <w:p>
       <w:pPr>
-        <w:spacing w:after="560"/>
+        <w:spacing w:after="320"/>
         <w:jc w:val="center"/>
       </w:pPr>
       <w:r>
         <w:rPr>
           <w:rFonts w:ascii="微软雅黑" w:hAnsi="微软雅黑" w:eastAsia="微软雅黑"/>
           <w:b w:val="0"/>
-          <w:color w:val="D96B1E"/>
-          <w:sz w:val="30"/>
+          <w:color w:val="B45309"/>
+          <w:sz w:val="28"/>
         </w:rPr>
         <w:t>让数据里的问题，有答案，有依据。</w:t>
       </w:r>
+    </w:p>
+    <w:p>
+      <w:pPr>
+        <w:spacing w:after="520"/>
+        <w:jc w:val="center"/>
+        <w:pBdr>
+          <w:bottom w:val="single" w:sz="12" w:space="1" w:color="B45309"/>
+        </w:pBdr>
+      </w:pPr>
     </w:p>
     <w:p>
       <w:pPr>
@@ -44,10 +68,10 @@
         <w:rPr>
           <w:rFonts w:ascii="微软雅黑" w:hAnsi="微软雅黑" w:eastAsia="微软雅黑"/>
           <w:b w:val="0"/>
-          <w:color w:val="555F6D"/>
+          <w:color w:val="111827"/>
           <w:sz w:val="24"/>
         </w:rPr>
-        <w:t>AI 数据分析与可视化 · 参赛作品介绍文档</w:t>
+        <w:t>参赛作品介绍文档</w:t>
       </w:r>
     </w:p>
     <w:p>
@@ -59,7 +83,7 @@
         <w:rPr>
           <w:rFonts w:ascii="微软雅黑" w:hAnsi="微软雅黑" w:eastAsia="微软雅黑"/>
           <w:b w:val="0"/>
-          <w:color w:val="555F6D"/>
+          <w:color w:val="5B6675"/>
           <w:sz w:val="20"/>
         </w:rPr>
         <w:t xml:space="preserve">参赛赛道　</w:t>
@@ -68,7 +92,7 @@
         <w:rPr>
           <w:rFonts w:ascii="微软雅黑" w:hAnsi="微软雅黑" w:eastAsia="微软雅黑"/>
           <w:b/>
-          <w:color w:val="1B222C"/>
+          <w:color w:val="111827"/>
           <w:sz w:val="20"/>
         </w:rPr>
         <w:t>AI 数据分析与可视化（方向 8）</w:t>
@@ -83,7 +107,7 @@
         <w:rPr>
           <w:rFonts w:ascii="微软雅黑" w:hAnsi="微软雅黑" w:eastAsia="微软雅黑"/>
           <w:b w:val="0"/>
-          <w:color w:val="555F6D"/>
+          <w:color w:val="5B6675"/>
           <w:sz w:val="20"/>
         </w:rPr>
         <w:t xml:space="preserve">作品形态　</w:t>
@@ -92,7 +116,7 @@
         <w:rPr>
           <w:rFonts w:ascii="微软雅黑" w:hAnsi="微软雅黑" w:eastAsia="微软雅黑"/>
           <w:b/>
-          <w:color w:val="1B222C"/>
+          <w:color w:val="111827"/>
           <w:sz w:val="20"/>
         </w:rPr>
         <w:t>本地优先、证据绑定的 AI 数据分析 Web 应用</w:t>
@@ -107,7 +131,7 @@
         <w:rPr>
           <w:rFonts w:ascii="微软雅黑" w:hAnsi="微软雅黑" w:eastAsia="微软雅黑"/>
           <w:b w:val="0"/>
-          <w:color w:val="555F6D"/>
+          <w:color w:val="5B6675"/>
           <w:sz w:val="20"/>
         </w:rPr>
         <w:t xml:space="preserve">在线体验　</w:t>
@@ -116,7 +140,7 @@
         <w:rPr>
           <w:rFonts w:ascii="微软雅黑" w:hAnsi="微软雅黑" w:eastAsia="微软雅黑"/>
           <w:b/>
-          <w:color w:val="1B222C"/>
+          <w:color w:val="111827"/>
           <w:sz w:val="20"/>
         </w:rPr>
         <w:t>https://sui-ae9.pages.dev/</w:t>
@@ -131,7 +155,7 @@
         <w:rPr>
           <w:rFonts w:ascii="微软雅黑" w:hAnsi="微软雅黑" w:eastAsia="微软雅黑"/>
           <w:b w:val="0"/>
-          <w:color w:val="555F6D"/>
+          <w:color w:val="5B6675"/>
           <w:sz w:val="20"/>
         </w:rPr>
         <w:t xml:space="preserve">源码仓库　</w:t>
@@ -140,7 +164,7 @@
         <w:rPr>
           <w:rFonts w:ascii="微软雅黑" w:hAnsi="微软雅黑" w:eastAsia="微软雅黑"/>
           <w:b/>
-          <w:color w:val="1B222C"/>
+          <w:color w:val="111827"/>
           <w:sz w:val="20"/>
         </w:rPr>
         <w:t>https://github.com/chenxuanmo123-ops/sui</w:t>
@@ -155,7 +179,7 @@
         <w:rPr>
           <w:rFonts w:ascii="微软雅黑" w:hAnsi="微软雅黑" w:eastAsia="微软雅黑"/>
           <w:b w:val="0"/>
-          <w:color w:val="555F6D"/>
+          <w:color w:val="5B6675"/>
           <w:sz w:val="20"/>
         </w:rPr>
         <w:t xml:space="preserve">文档版本　</w:t>
@@ -164,7 +188,7 @@
         <w:rPr>
           <w:rFonts w:ascii="微软雅黑" w:hAnsi="微软雅黑" w:eastAsia="微软雅黑"/>
           <w:b/>
-          <w:color w:val="1B222C"/>
+          <w:color w:val="111827"/>
           <w:sz w:val="20"/>
         </w:rPr>
         <w:t>2026-10-31</w:t>
@@ -178,17 +202,17 @@
     <w:p>
       <w:pPr>
         <w:keepNext/>
-        <w:spacing w:before="280" w:after="160"/>
+        <w:spacing w:before="320" w:after="220"/>
         <w:pBdr>
-          <w:bottom w:val="single" w:sz="10" w:space="3" w:color="D96B1E"/>
+          <w:bottom w:val="single" w:sz="12" w:space="4" w:color="B45309"/>
         </w:pBdr>
       </w:pPr>
       <w:r>
         <w:rPr>
           <w:rFonts w:ascii="微软雅黑" w:hAnsi="微软雅黑" w:eastAsia="微软雅黑"/>
           <w:b/>
-          <w:color w:val="1B222C"/>
-          <w:sz w:val="34"/>
+          <w:color w:val="111827"/>
+          <w:sz w:val="36"/>
         </w:rPr>
         <w:t>一、项目详情及使用方式</w:t>
       </w:r>
@@ -196,14 +220,14 @@
     <w:p>
       <w:pPr>
         <w:keepNext/>
-        <w:spacing w:before="200" w:after="80"/>
+        <w:spacing w:before="280" w:after="100"/>
       </w:pPr>
       <w:r>
         <w:rPr>
           <w:rFonts w:ascii="微软雅黑" w:hAnsi="微软雅黑" w:eastAsia="微软雅黑"/>
           <w:b/>
-          <w:color w:val="1B222C"/>
-          <w:sz w:val="25"/>
+          <w:color w:val="111827"/>
+          <w:sz w:val="26"/>
         </w:rPr>
         <w:t>1.1 项目是什么</w:t>
       </w:r>
@@ -255,7 +279,7 @@
       <w:r>
         <w:rPr>
           <w:rFonts w:ascii="微软雅黑" w:hAnsi="微软雅黑" w:eastAsia="微软雅黑"/>
-          <w:color w:val="555F6D"/>
+          <w:color w:val="5B6675"/>
           <w:sz w:val="19"/>
         </w:rPr>
         <w:t>一句话边界：样本不等于总体，描述性统计不写成因果结论，模型只解释已验证的事实。</w:t>
@@ -264,14 +288,14 @@
     <w:p>
       <w:pPr>
         <w:keepNext/>
-        <w:spacing w:before="200" w:after="80"/>
+        <w:spacing w:before="280" w:after="100"/>
       </w:pPr>
       <w:r>
         <w:rPr>
           <w:rFonts w:ascii="微软雅黑" w:hAnsi="微软雅黑" w:eastAsia="微软雅黑"/>
           <w:b/>
-          <w:color w:val="1B222C"/>
-          <w:sz w:val="25"/>
+          <w:color w:val="111827"/>
+          <w:sz w:val="26"/>
         </w:rPr>
         <w:t>1.2 使用方式（公网版，约 3 分钟）</w:t>
       </w:r>
@@ -299,7 +323,7 @@
           <w:rFonts w:ascii="微软雅黑" w:hAnsi="微软雅黑" w:eastAsia="微软雅黑"/>
           <w:sz w:val="21"/>
         </w:rPr>
-        <w:t>点击「载入随应用附带的真实示例（UCI 骑行日数据）」，或上传自己的 CSV / XLSX / XLS / PDF。示例为公开数据集 day.csv：731 行、16 列、2011-01-01 至 2012-12-31，载入时核对 SHA-256。</w:t>
+        <w:t>点击「载入随应用附带的真实示例（UCI 骑行日数据）」，或上传自己的 CSV / XLSX / XLS / PDF。示例 day.csv 为 731 行、16 列、2011-01-01 至 2012-12-31，载入时核对 SHA-256。</w:t>
       </w:r>
     </w:p>
     <w:p>
@@ -338,7 +362,7 @@
           <w:rFonts w:ascii="微软雅黑" w:hAnsi="微软雅黑" w:eastAsia="微软雅黑"/>
           <w:sz w:val="21"/>
         </w:rPr>
-        <w:t>核对 AI 给出的计划：任务类型、分组字段、指标字段、聚合方式、筛选条件与待确认口径。确认后勾选「允许按此计划计算」并点击「确认计划并计算」。</w:t>
+        <w:t>核对计划的任务类型、分组字段、指标字段、聚合方式、筛选条件与待确认口径；勾选「我已核对…允许按此计划计算」后点击「确认计划并计算」。</w:t>
       </w:r>
     </w:p>
     <w:p>
@@ -351,7 +375,7 @@
           <w:rFonts w:ascii="微软雅黑" w:hAnsi="微软雅黑" w:eastAsia="微软雅黑"/>
           <w:sz w:val="21"/>
         </w:rPr>
-        <w:t>查看结果：饼图、结果表、实际执行的只读 SQL、参数与来源记录；可切换图表类型、换维度对照、追问，或导出结果 CSV、SVG、HTML 证据报告与可复现 SQL 包。</w:t>
+        <w:t>查看结果：饼图、结果表、实际执行的只读 SQL、参数与来源记录；可切换图表、换维度、追问，或导出 CSV、SVG、HTML 证据报告与可复现 SQL 包。</w:t>
       </w:r>
     </w:p>
     <w:p>
@@ -388,7 +412,7 @@
           <w:rFonts w:ascii="微软雅黑" w:hAnsi="微软雅黑" w:eastAsia="微软雅黑"/>
           <w:sz w:val="21"/>
         </w:rPr>
-        <w:t xml:space="preserve">本地运行（可选）：需要 Node.js 24.x，执行 </w:t>
+        <w:t xml:space="preserve">本地运行（可选）：需 Node.js 24.x，执行 </w:t>
       </w:r>
       <w:r>
         <w:rPr>
@@ -418,23 +442,24 @@
           <w:rFonts w:ascii="微软雅黑" w:hAnsi="微软雅黑" w:eastAsia="微软雅黑"/>
           <w:sz w:val="21"/>
         </w:rPr>
-        <w:t>。模型通过 OpenAI 兼容接口接入，密钥只写在服务端或云平台环境变量，不进入浏览器存储与仓库；不配置密钥时，本地分析与确定性解读仍然可用。</w:t>
+        <w:t>；模型经 OpenAI 兼容接口接入，密钥只放服务端或云平台环境变量。未配置密钥时，本地分析与确定性解读仍可用。</w:t>
       </w:r>
     </w:p>
     <w:p>
       <w:pPr>
         <w:keepNext/>
-        <w:spacing w:before="280" w:after="160"/>
+        <w:pageBreakBefore/>
+        <w:spacing w:before="0" w:after="220"/>
         <w:pBdr>
-          <w:bottom w:val="single" w:sz="10" w:space="3" w:color="D96B1E"/>
+          <w:bottom w:val="single" w:sz="12" w:space="4" w:color="B45309"/>
         </w:pBdr>
       </w:pPr>
       <w:r>
         <w:rPr>
           <w:rFonts w:ascii="微软雅黑" w:hAnsi="微软雅黑" w:eastAsia="微软雅黑"/>
           <w:b/>
-          <w:color w:val="1B222C"/>
-          <w:sz w:val="34"/>
+          <w:color w:val="111827"/>
+          <w:sz w:val="36"/>
         </w:rPr>
         <w:t>二、项目亮点</w:t>
       </w:r>
@@ -442,14 +467,14 @@
     <w:p>
       <w:pPr>
         <w:keepNext/>
-        <w:spacing w:before="200" w:after="80"/>
+        <w:spacing w:before="280" w:after="100"/>
       </w:pPr>
       <w:r>
         <w:rPr>
           <w:rFonts w:ascii="微软雅黑" w:hAnsi="微软雅黑" w:eastAsia="微软雅黑"/>
           <w:b/>
-          <w:color w:val="1B222C"/>
-          <w:sz w:val="25"/>
+          <w:color w:val="111827"/>
+          <w:sz w:val="26"/>
         </w:rPr>
         <w:t>2.1 计划、校验、执行、复核四段式，从架构上消除“模型编数字”</w:t>
       </w:r>
@@ -496,14 +521,14 @@
     <w:p>
       <w:pPr>
         <w:keepNext/>
-        <w:spacing w:before="200" w:after="80"/>
+        <w:spacing w:before="280" w:after="100"/>
       </w:pPr>
       <w:r>
         <w:rPr>
           <w:rFonts w:ascii="微软雅黑" w:hAnsi="微软雅黑" w:eastAsia="微软雅黑"/>
           <w:b/>
-          <w:color w:val="1B222C"/>
-          <w:sz w:val="25"/>
+          <w:color w:val="111827"/>
+          <w:sz w:val="26"/>
         </w:rPr>
         <w:t>2.2 每个数字都能回查</w:t>
       </w:r>
@@ -550,14 +575,14 @@
     <w:p>
       <w:pPr>
         <w:keepNext/>
-        <w:spacing w:before="200" w:after="80"/>
+        <w:spacing w:before="280" w:after="100"/>
       </w:pPr>
       <w:r>
         <w:rPr>
           <w:rFonts w:ascii="微软雅黑" w:hAnsi="微软雅黑" w:eastAsia="微软雅黑"/>
           <w:b/>
-          <w:color w:val="1B222C"/>
-          <w:sz w:val="25"/>
+          <w:color w:val="111827"/>
+          <w:sz w:val="26"/>
         </w:rPr>
         <w:t>2.3 本地优先，原始行不出浏览器</w:t>
       </w:r>
@@ -591,14 +616,14 @@
     <w:p>
       <w:pPr>
         <w:keepNext/>
-        <w:spacing w:before="200" w:after="80"/>
+        <w:spacing w:before="280" w:after="100"/>
       </w:pPr>
       <w:r>
         <w:rPr>
           <w:rFonts w:ascii="微软雅黑" w:hAnsi="微软雅黑" w:eastAsia="微软雅黑"/>
           <w:b/>
-          <w:color w:val="1B222C"/>
-          <w:sz w:val="25"/>
+          <w:color w:val="111827"/>
+          <w:sz w:val="26"/>
         </w:rPr>
         <w:t>2.4 诚实的分析边界</w:t>
       </w:r>
@@ -658,14 +683,14 @@
     <w:p>
       <w:pPr>
         <w:keepNext/>
-        <w:spacing w:before="200" w:after="80"/>
+        <w:spacing w:before="280" w:after="100"/>
       </w:pPr>
       <w:r>
         <w:rPr>
           <w:rFonts w:ascii="微软雅黑" w:hAnsi="微软雅黑" w:eastAsia="微软雅黑"/>
           <w:b/>
-          <w:color w:val="1B222C"/>
-          <w:sz w:val="25"/>
+          <w:color w:val="111827"/>
+          <w:sz w:val="26"/>
         </w:rPr>
         <w:t>2.5 先解释、再看图的交互</w:t>
       </w:r>
@@ -685,14 +710,14 @@
     <w:p>
       <w:pPr>
         <w:keepNext/>
-        <w:spacing w:before="200" w:after="80"/>
+        <w:spacing w:before="280" w:after="100"/>
       </w:pPr>
       <w:r>
         <w:rPr>
           <w:rFonts w:ascii="微软雅黑" w:hAnsi="微软雅黑" w:eastAsia="微软雅黑"/>
           <w:b/>
-          <w:color w:val="1B222C"/>
-          <w:sz w:val="25"/>
+          <w:color w:val="111827"/>
+          <w:sz w:val="26"/>
         </w:rPr>
         <w:t>2.6 图表、资料检索与多轮追问</w:t>
       </w:r>
@@ -739,14 +764,14 @@
     <w:p>
       <w:pPr>
         <w:keepNext/>
-        <w:spacing w:before="200" w:after="80"/>
+        <w:spacing w:before="280" w:after="100"/>
       </w:pPr>
       <w:r>
         <w:rPr>
           <w:rFonts w:ascii="微软雅黑" w:hAnsi="微软雅黑" w:eastAsia="微软雅黑"/>
           <w:b/>
-          <w:color w:val="1B222C"/>
-          <w:sz w:val="25"/>
+          <w:color w:val="111827"/>
+          <w:sz w:val="26"/>
         </w:rPr>
         <w:t>2.7 可插拔模型与双部署</w:t>
       </w:r>
@@ -766,17 +791,18 @@
     <w:p>
       <w:pPr>
         <w:keepNext/>
-        <w:spacing w:before="280" w:after="160"/>
+        <w:pageBreakBefore/>
+        <w:spacing w:before="0" w:after="220"/>
         <w:pBdr>
-          <w:bottom w:val="single" w:sz="10" w:space="3" w:color="D96B1E"/>
+          <w:bottom w:val="single" w:sz="12" w:space="4" w:color="B45309"/>
         </w:pBdr>
       </w:pPr>
       <w:r>
         <w:rPr>
           <w:rFonts w:ascii="微软雅黑" w:hAnsi="微软雅黑" w:eastAsia="微软雅黑"/>
           <w:b/>
-          <w:color w:val="1B222C"/>
-          <w:sz w:val="34"/>
+          <w:color w:val="111827"/>
+          <w:sz w:val="36"/>
         </w:rPr>
         <w:t>三、AI 测试技术落地使用情况概述</w:t>
       </w:r>
@@ -796,14 +822,14 @@
     <w:p>
       <w:pPr>
         <w:keepNext/>
-        <w:spacing w:before="200" w:after="80"/>
+        <w:spacing w:before="280" w:after="100"/>
       </w:pPr>
       <w:r>
         <w:rPr>
           <w:rFonts w:ascii="微软雅黑" w:hAnsi="微软雅黑" w:eastAsia="微软雅黑"/>
           <w:b/>
-          <w:color w:val="1B222C"/>
-          <w:sz w:val="25"/>
+          <w:color w:val="111827"/>
+          <w:sz w:val="26"/>
         </w:rPr>
         <w:t>3.1 分层测试体系</w:t>
       </w:r>
@@ -815,12 +841,20 @@
         <w:jc w:val="center"/>
         <w:tblLayout w:type="fixed"/>
         <w:tblLook w:firstColumn="1" w:firstRow="1" w:lastColumn="0" w:lastRow="0" w:noHBand="0" w:noVBand="1" w:val="04A0"/>
+        <w:tblBorders>
+          <w:top w:val="single" w:sz="4" w:space="0" w:color="D5DBE3"/>
+          <w:left w:val="single" w:sz="4" w:space="0" w:color="D5DBE3"/>
+          <w:bottom w:val="single" w:sz="4" w:space="0" w:color="D5DBE3"/>
+          <w:right w:val="single" w:sz="4" w:space="0" w:color="D5DBE3"/>
+          <w:insideH w:val="single" w:sz="4" w:space="0" w:color="D5DBE3"/>
+          <w:insideV w:val="single" w:sz="4" w:space="0" w:color="D5DBE3"/>
+        </w:tblBorders>
         <w:tblLayout w:type="fixed"/>
       </w:tblPr>
       <w:tblGrid>
-        <w:gridCol w:w="3168"/>
-        <w:gridCol w:w="3168"/>
-        <w:gridCol w:w="3168"/>
+        <w:gridCol w:w="3137"/>
+        <w:gridCol w:w="3137"/>
+        <w:gridCol w:w="3137"/>
       </w:tblGrid>
       <w:tr>
         <w:trPr>
@@ -830,15 +864,18 @@
         <w:tc>
           <w:tcPr>
             <w:tcW w:type="dxa" w:w="1656"/>
-            <w:shd w:val="clear" w:color="auto" w:fill="3A4654"/>
+            <w:shd w:val="clear" w:color="auto" w:fill="F2F4F7"/>
           </w:tcPr>
           <w:p>
+            <w:pPr>
+              <w:keepNext/>
+            </w:pPr>
             <w:r/>
             <w:r>
               <w:rPr>
                 <w:rFonts w:ascii="微软雅黑" w:hAnsi="微软雅黑" w:eastAsia="微软雅黑"/>
                 <w:b/>
-                <w:color w:val="FFFFFF"/>
+                <w:color w:val="111827"/>
                 <w:sz w:val="18"/>
               </w:rPr>
               <w:t>层级</w:t>
@@ -848,15 +885,18 @@
         <w:tc>
           <w:tcPr>
             <w:tcW w:type="dxa" w:w="2232"/>
-            <w:shd w:val="clear" w:color="auto" w:fill="3A4654"/>
+            <w:shd w:val="clear" w:color="auto" w:fill="F2F4F7"/>
           </w:tcPr>
           <w:p>
+            <w:pPr>
+              <w:keepNext/>
+            </w:pPr>
             <w:r/>
             <w:r>
               <w:rPr>
                 <w:rFonts w:ascii="微软雅黑" w:hAnsi="微软雅黑" w:eastAsia="微软雅黑"/>
                 <w:b/>
-                <w:color w:val="FFFFFF"/>
+                <w:color w:val="111827"/>
                 <w:sz w:val="18"/>
               </w:rPr>
               <w:t>规模（提交前最后一次回归）</w:t>
@@ -866,15 +906,18 @@
         <w:tc>
           <w:tcPr>
             <w:tcW w:type="dxa" w:w="5040"/>
-            <w:shd w:val="clear" w:color="auto" w:fill="3A4654"/>
+            <w:shd w:val="clear" w:color="auto" w:fill="F2F4F7"/>
           </w:tcPr>
           <w:p>
+            <w:pPr>
+              <w:keepNext/>
+            </w:pPr>
             <w:r/>
             <w:r>
               <w:rPr>
                 <w:rFonts w:ascii="微软雅黑" w:hAnsi="微软雅黑" w:eastAsia="微软雅黑"/>
                 <w:b/>
-                <w:color w:val="FFFFFF"/>
+                <w:color w:val="111827"/>
                 <w:sz w:val="18"/>
               </w:rPr>
               <w:t>覆盖内容</w:t>
@@ -948,6 +991,7 @@
         <w:tc>
           <w:tcPr>
             <w:tcW w:type="dxa" w:w="1656"/>
+            <w:shd w:val="clear" w:color="auto" w:fill="FAFBFC"/>
           </w:tcPr>
           <w:p>
             <w:pPr>
@@ -966,6 +1010,7 @@
         <w:tc>
           <w:tcPr>
             <w:tcW w:type="dxa" w:w="2232"/>
+            <w:shd w:val="clear" w:color="auto" w:fill="FAFBFC"/>
           </w:tcPr>
           <w:p>
             <w:pPr>
@@ -984,6 +1029,7 @@
         <w:tc>
           <w:tcPr>
             <w:tcW w:type="dxa" w:w="5040"/>
+            <w:shd w:val="clear" w:color="auto" w:fill="FAFBFC"/>
           </w:tcPr>
           <w:p>
             <w:pPr>
@@ -1066,6 +1112,7 @@
         <w:tc>
           <w:tcPr>
             <w:tcW w:type="dxa" w:w="1656"/>
+            <w:shd w:val="clear" w:color="auto" w:fill="FAFBFC"/>
           </w:tcPr>
           <w:p>
             <w:pPr>
@@ -1084,6 +1131,7 @@
         <w:tc>
           <w:tcPr>
             <w:tcW w:type="dxa" w:w="2232"/>
+            <w:shd w:val="clear" w:color="auto" w:fill="FAFBFC"/>
           </w:tcPr>
           <w:p>
             <w:pPr>
@@ -1102,6 +1150,7 @@
         <w:tc>
           <w:tcPr>
             <w:tcW w:type="dxa" w:w="5040"/>
+            <w:shd w:val="clear" w:color="auto" w:fill="FAFBFC"/>
           </w:tcPr>
           <w:p>
             <w:pPr>
@@ -1186,14 +1235,14 @@
     <w:p>
       <w:pPr>
         <w:keepNext/>
-        <w:spacing w:before="200" w:after="80"/>
+        <w:spacing w:before="280" w:after="100"/>
       </w:pPr>
       <w:r>
         <w:rPr>
           <w:rFonts w:ascii="微软雅黑" w:hAnsi="微软雅黑" w:eastAsia="微软雅黑"/>
           <w:b/>
-          <w:color w:val="1B222C"/>
-          <w:sz w:val="25"/>
+          <w:color w:val="111827"/>
+          <w:sz w:val="26"/>
         </w:rPr>
         <w:t>3.2 测试替身只留在测试里</w:t>
       </w:r>
@@ -1221,14 +1270,14 @@
     <w:p>
       <w:pPr>
         <w:keepNext/>
-        <w:spacing w:before="200" w:after="80"/>
+        <w:spacing w:before="280" w:after="100"/>
       </w:pPr>
       <w:r>
         <w:rPr>
           <w:rFonts w:ascii="微软雅黑" w:hAnsi="微软雅黑" w:eastAsia="微软雅黑"/>
           <w:b/>
-          <w:color w:val="1B222C"/>
-          <w:sz w:val="25"/>
+          <w:color w:val="111827"/>
+          <w:sz w:val="26"/>
         </w:rPr>
         <w:t>3.3 计划质量评测，而不是“接口返回 200 就算通过”</w:t>
       </w:r>
@@ -1256,14 +1305,14 @@
     <w:p>
       <w:pPr>
         <w:keepNext/>
-        <w:spacing w:before="200" w:after="80"/>
+        <w:spacing w:before="280" w:after="100"/>
       </w:pPr>
       <w:r>
         <w:rPr>
           <w:rFonts w:ascii="微软雅黑" w:hAnsi="微软雅黑" w:eastAsia="微软雅黑"/>
           <w:b/>
-          <w:color w:val="1B222C"/>
-          <w:sz w:val="25"/>
+          <w:color w:val="111827"/>
+          <w:sz w:val="26"/>
         </w:rPr>
         <w:t>3.4 真实模型验收（2026-10-30）</w:t>
       </w:r>
@@ -1323,14 +1372,14 @@
     <w:p>
       <w:pPr>
         <w:keepNext/>
-        <w:spacing w:before="200" w:after="80"/>
+        <w:spacing w:before="280" w:after="100"/>
       </w:pPr>
       <w:r>
         <w:rPr>
           <w:rFonts w:ascii="微软雅黑" w:hAnsi="微软雅黑" w:eastAsia="微软雅黑"/>
           <w:b/>
-          <w:color w:val="1B222C"/>
-          <w:sz w:val="25"/>
+          <w:color w:val="111827"/>
+          <w:sz w:val="26"/>
         </w:rPr>
         <w:t>3.5 失败与降级也经过真实测试</w:t>
       </w:r>
@@ -1364,17 +1413,18 @@
     <w:p>
       <w:pPr>
         <w:keepNext/>
-        <w:spacing w:before="280" w:after="160"/>
+        <w:pageBreakBefore/>
+        <w:spacing w:before="0" w:after="220"/>
         <w:pBdr>
-          <w:bottom w:val="single" w:sz="10" w:space="3" w:color="D96B1E"/>
+          <w:bottom w:val="single" w:sz="12" w:space="4" w:color="B45309"/>
         </w:pBdr>
       </w:pPr>
       <w:r>
         <w:rPr>
           <w:rFonts w:ascii="微软雅黑" w:hAnsi="微软雅黑" w:eastAsia="微软雅黑"/>
           <w:b/>
-          <w:color w:val="1B222C"/>
-          <w:sz w:val="34"/>
+          <w:color w:val="111827"/>
+          <w:sz w:val="36"/>
         </w:rPr>
         <w:t>四、关键技术</w:t>
       </w:r>
@@ -1386,12 +1436,20 @@
         <w:jc w:val="center"/>
         <w:tblLayout w:type="fixed"/>
         <w:tblLook w:firstColumn="1" w:firstRow="1" w:lastColumn="0" w:lastRow="0" w:noHBand="0" w:noVBand="1" w:val="04A0"/>
+        <w:tblBorders>
+          <w:top w:val="single" w:sz="4" w:space="0" w:color="D5DBE3"/>
+          <w:left w:val="single" w:sz="4" w:space="0" w:color="D5DBE3"/>
+          <w:bottom w:val="single" w:sz="4" w:space="0" w:color="D5DBE3"/>
+          <w:right w:val="single" w:sz="4" w:space="0" w:color="D5DBE3"/>
+          <w:insideH w:val="single" w:sz="4" w:space="0" w:color="D5DBE3"/>
+          <w:insideV w:val="single" w:sz="4" w:space="0" w:color="D5DBE3"/>
+        </w:tblBorders>
         <w:tblLayout w:type="fixed"/>
       </w:tblPr>
       <w:tblGrid>
-        <w:gridCol w:w="3168"/>
-        <w:gridCol w:w="3168"/>
-        <w:gridCol w:w="3168"/>
+        <w:gridCol w:w="3137"/>
+        <w:gridCol w:w="3137"/>
+        <w:gridCol w:w="3137"/>
       </w:tblGrid>
       <w:tr>
         <w:trPr>
@@ -1401,15 +1459,18 @@
         <w:tc>
           <w:tcPr>
             <w:tcW w:type="dxa" w:w="1224"/>
-            <w:shd w:val="clear" w:color="auto" w:fill="3A4654"/>
+            <w:shd w:val="clear" w:color="auto" w:fill="F2F4F7"/>
           </w:tcPr>
           <w:p>
+            <w:pPr>
+              <w:keepNext/>
+            </w:pPr>
             <w:r/>
             <w:r>
               <w:rPr>
                 <w:rFonts w:ascii="微软雅黑" w:hAnsi="微软雅黑" w:eastAsia="微软雅黑"/>
                 <w:b/>
-                <w:color w:val="FFFFFF"/>
+                <w:color w:val="111827"/>
                 <w:sz w:val="18"/>
               </w:rPr>
               <w:t>层次</w:t>
@@ -1419,15 +1480,18 @@
         <w:tc>
           <w:tcPr>
             <w:tcW w:type="dxa" w:w="2808"/>
-            <w:shd w:val="clear" w:color="auto" w:fill="3A4654"/>
+            <w:shd w:val="clear" w:color="auto" w:fill="F2F4F7"/>
           </w:tcPr>
           <w:p>
+            <w:pPr>
+              <w:keepNext/>
+            </w:pPr>
             <w:r/>
             <w:r>
               <w:rPr>
                 <w:rFonts w:ascii="微软雅黑" w:hAnsi="微软雅黑" w:eastAsia="微软雅黑"/>
                 <w:b/>
-                <w:color w:val="FFFFFF"/>
+                <w:color w:val="111827"/>
                 <w:sz w:val="18"/>
               </w:rPr>
               <w:t>技术选型</w:t>
@@ -1437,15 +1501,18 @@
         <w:tc>
           <w:tcPr>
             <w:tcW w:type="dxa" w:w="4896"/>
-            <w:shd w:val="clear" w:color="auto" w:fill="3A4654"/>
+            <w:shd w:val="clear" w:color="auto" w:fill="F2F4F7"/>
           </w:tcPr>
           <w:p>
+            <w:pPr>
+              <w:keepNext/>
+            </w:pPr>
             <w:r/>
             <w:r>
               <w:rPr>
                 <w:rFonts w:ascii="微软雅黑" w:hAnsi="微软雅黑" w:eastAsia="微软雅黑"/>
                 <w:b/>
-                <w:color w:val="FFFFFF"/>
+                <w:color w:val="111827"/>
                 <w:sz w:val="18"/>
               </w:rPr>
               <w:t>在项目中的作用</w:t>
@@ -1519,6 +1586,7 @@
         <w:tc>
           <w:tcPr>
             <w:tcW w:type="dxa" w:w="1224"/>
+            <w:shd w:val="clear" w:color="auto" w:fill="FAFBFC"/>
           </w:tcPr>
           <w:p>
             <w:pPr>
@@ -1537,6 +1605,7 @@
         <w:tc>
           <w:tcPr>
             <w:tcW w:type="dxa" w:w="2808"/>
+            <w:shd w:val="clear" w:color="auto" w:fill="FAFBFC"/>
           </w:tcPr>
           <w:p>
             <w:pPr>
@@ -1555,6 +1624,7 @@
         <w:tc>
           <w:tcPr>
             <w:tcW w:type="dxa" w:w="4896"/>
+            <w:shd w:val="clear" w:color="auto" w:fill="FAFBFC"/>
           </w:tcPr>
           <w:p>
             <w:pPr>
@@ -1637,6 +1707,7 @@
         <w:tc>
           <w:tcPr>
             <w:tcW w:type="dxa" w:w="1224"/>
+            <w:shd w:val="clear" w:color="auto" w:fill="FAFBFC"/>
           </w:tcPr>
           <w:p>
             <w:pPr>
@@ -1655,6 +1726,7 @@
         <w:tc>
           <w:tcPr>
             <w:tcW w:type="dxa" w:w="2808"/>
+            <w:shd w:val="clear" w:color="auto" w:fill="FAFBFC"/>
           </w:tcPr>
           <w:p>
             <w:pPr>
@@ -1673,6 +1745,7 @@
         <w:tc>
           <w:tcPr>
             <w:tcW w:type="dxa" w:w="4896"/>
+            <w:shd w:val="clear" w:color="auto" w:fill="FAFBFC"/>
           </w:tcPr>
           <w:p>
             <w:pPr>
@@ -1755,6 +1828,7 @@
         <w:tc>
           <w:tcPr>
             <w:tcW w:type="dxa" w:w="1224"/>
+            <w:shd w:val="clear" w:color="auto" w:fill="FAFBFC"/>
           </w:tcPr>
           <w:p>
             <w:pPr>
@@ -1773,6 +1847,7 @@
         <w:tc>
           <w:tcPr>
             <w:tcW w:type="dxa" w:w="2808"/>
+            <w:shd w:val="clear" w:color="auto" w:fill="FAFBFC"/>
           </w:tcPr>
           <w:p>
             <w:pPr>
@@ -1791,6 +1866,7 @@
         <w:tc>
           <w:tcPr>
             <w:tcW w:type="dxa" w:w="4896"/>
+            <w:shd w:val="clear" w:color="auto" w:fill="FAFBFC"/>
           </w:tcPr>
           <w:p>
             <w:pPr>
@@ -1873,6 +1949,7 @@
         <w:tc>
           <w:tcPr>
             <w:tcW w:type="dxa" w:w="1224"/>
+            <w:shd w:val="clear" w:color="auto" w:fill="FAFBFC"/>
           </w:tcPr>
           <w:p>
             <w:pPr>
@@ -1891,6 +1968,7 @@
         <w:tc>
           <w:tcPr>
             <w:tcW w:type="dxa" w:w="2808"/>
+            <w:shd w:val="clear" w:color="auto" w:fill="FAFBFC"/>
           </w:tcPr>
           <w:p>
             <w:pPr>
@@ -1909,6 +1987,7 @@
         <w:tc>
           <w:tcPr>
             <w:tcW w:type="dxa" w:w="4896"/>
+            <w:shd w:val="clear" w:color="auto" w:fill="FAFBFC"/>
           </w:tcPr>
           <w:p>
             <w:pPr>
@@ -1934,14 +2013,14 @@
     <w:p>
       <w:pPr>
         <w:keepNext/>
-        <w:spacing w:before="200" w:after="80"/>
+        <w:spacing w:before="280" w:after="100"/>
       </w:pPr>
       <w:r>
         <w:rPr>
           <w:rFonts w:ascii="微软雅黑" w:hAnsi="微软雅黑" w:eastAsia="微软雅黑"/>
           <w:b/>
-          <w:color w:val="1B222C"/>
-          <w:sz w:val="25"/>
+          <w:color w:val="111827"/>
+          <w:sz w:val="26"/>
         </w:rPr>
         <w:t>4.1 快照与哈希</w:t>
       </w:r>
@@ -1961,14 +2040,14 @@
     <w:p>
       <w:pPr>
         <w:keepNext/>
-        <w:spacing w:before="200" w:after="80"/>
+        <w:spacing w:before="280" w:after="100"/>
       </w:pPr>
       <w:r>
         <w:rPr>
           <w:rFonts w:ascii="微软雅黑" w:hAnsi="微软雅黑" w:eastAsia="微软雅黑"/>
           <w:b/>
-          <w:color w:val="1B222C"/>
-          <w:sz w:val="25"/>
+          <w:color w:val="111827"/>
+          <w:sz w:val="26"/>
         </w:rPr>
         <w:t>4.2 只读 SQL 编译与统计边界</w:t>
       </w:r>
@@ -1988,14 +2067,14 @@
     <w:p>
       <w:pPr>
         <w:keepNext/>
-        <w:spacing w:before="200" w:after="80"/>
+        <w:spacing w:before="280" w:after="100"/>
       </w:pPr>
       <w:r>
         <w:rPr>
           <w:rFonts w:ascii="微软雅黑" w:hAnsi="微软雅黑" w:eastAsia="微软雅黑"/>
           <w:b/>
-          <w:color w:val="1B222C"/>
-          <w:sz w:val="25"/>
+          <w:color w:val="111827"/>
+          <w:sz w:val="26"/>
         </w:rPr>
         <w:t>4.3 契约驱动的 AI 接口</w:t>
       </w:r>
@@ -2023,14 +2102,14 @@
     <w:p>
       <w:pPr>
         <w:keepNext/>
-        <w:spacing w:before="200" w:after="80"/>
+        <w:spacing w:before="280" w:after="100"/>
       </w:pPr>
       <w:r>
         <w:rPr>
           <w:rFonts w:ascii="微软雅黑" w:hAnsi="微软雅黑" w:eastAsia="微软雅黑"/>
           <w:b/>
-          <w:color w:val="1B222C"/>
-          <w:sz w:val="25"/>
+          <w:color w:val="111827"/>
+          <w:sz w:val="26"/>
         </w:rPr>
         <w:t>4.4 证据绑定与解读校验</w:t>
       </w:r>
@@ -2050,14 +2129,14 @@
     <w:p>
       <w:pPr>
         <w:keepNext/>
-        <w:spacing w:before="200" w:after="80"/>
+        <w:spacing w:before="280" w:after="100"/>
       </w:pPr>
       <w:r>
         <w:rPr>
           <w:rFonts w:ascii="微软雅黑" w:hAnsi="微软雅黑" w:eastAsia="微软雅黑"/>
           <w:b/>
-          <w:color w:val="1B222C"/>
-          <w:sz w:val="25"/>
+          <w:color w:val="111827"/>
+          <w:sz w:val="26"/>
         </w:rPr>
         <w:t>4.5 本地资料检索（RAG 的当前实现）</w:t>
       </w:r>
@@ -2077,14 +2156,14 @@
     <w:p>
       <w:pPr>
         <w:keepNext/>
-        <w:spacing w:before="200" w:after="80"/>
+        <w:spacing w:before="280" w:after="100"/>
       </w:pPr>
       <w:r>
         <w:rPr>
           <w:rFonts w:ascii="微软雅黑" w:hAnsi="微软雅黑" w:eastAsia="微软雅黑"/>
           <w:b/>
-          <w:color w:val="1B222C"/>
-          <w:sz w:val="25"/>
+          <w:color w:val="111827"/>
+          <w:sz w:val="26"/>
         </w:rPr>
         <w:t>4.6 部署与隐私</w:t>
       </w:r>
@@ -2102,24 +2181,20 @@
       </w:r>
     </w:p>
     <w:p>
-      <w:r>
-        <w:br w:type="page"/>
-      </w:r>
-    </w:p>
-    <w:p>
       <w:pPr>
         <w:keepNext/>
-        <w:spacing w:before="280" w:after="160"/>
+        <w:pageBreakBefore/>
+        <w:spacing w:before="0" w:after="220"/>
         <w:pBdr>
-          <w:bottom w:val="single" w:sz="10" w:space="3" w:color="D96B1E"/>
+          <w:bottom w:val="single" w:sz="12" w:space="4" w:color="B45309"/>
         </w:pBdr>
       </w:pPr>
       <w:r>
         <w:rPr>
           <w:rFonts w:ascii="微软雅黑" w:hAnsi="微软雅黑" w:eastAsia="微软雅黑"/>
           <w:b/>
-          <w:color w:val="1B222C"/>
-          <w:sz w:val="34"/>
+          <w:color w:val="111827"/>
+          <w:sz w:val="36"/>
         </w:rPr>
         <w:t>五、项目相关的图片/照片</w:t>
       </w:r>
@@ -2133,7 +2208,7 @@
           <w:rFonts w:ascii="微软雅黑" w:hAnsi="微软雅黑" w:eastAsia="微软雅黑"/>
           <w:sz w:val="21"/>
         </w:rPr>
-        <w:t>以下截图均来自实际运行界面，按页面区域截取以保持可读。图 2、图 3 为公网部署 + 真实模型的两轮分析；图 1、图 4、图 5 用于展示导入体检、相关分析与窄屏适配。</w:t>
+        <w:t>以下截图均来自实际运行界面，按页面区域截取以保持可读。图 2、图 3 为公网部署 + 真实模型的真实运行结果（分别为计划执行后的饼图与同一轮的证据解读）；图 1、图 4、图 5 用于展示导入体检、相关分析与窄屏适配。</w:t>
       </w:r>
     </w:p>
     <w:p>
@@ -2186,7 +2261,7 @@
           <w:rFonts w:ascii="微软雅黑" w:hAnsi="微软雅黑" w:eastAsia="微软雅黑"/>
           <w:b w:val="0"/>
           <w:i/>
-          <w:color w:val="555F6D"/>
+          <w:color w:val="5B6675"/>
           <w:sz w:val="17"/>
         </w:rPr>
         <w:t>图 1  导入后的本地数据体检：字段角色、完整度、重复候选与可直接执行的问题建议（12,330 行、18 字段，截取页面上部）。</w:t>
@@ -2200,7 +2275,7 @@
       <w:r>
         <w:drawing>
           <wp:inline xmlns:a="http://schemas.openxmlformats.org/drawingml/2006/main" xmlns:pic="http://schemas.openxmlformats.org/drawingml/2006/picture">
-            <wp:extent cx="5532120" cy="5378450"/>
+            <wp:extent cx="5532120" cy="5979437"/>
             <wp:docPr id="2" name="Picture 2"/>
             <wp:cNvGraphicFramePr>
               <a:graphicFrameLocks noChangeAspect="1"/>
@@ -2221,7 +2296,7 @@
                   <pic:spPr>
                     <a:xfrm>
                       <a:off x="0" y="0"/>
-                      <a:ext cx="5532120" cy="5378450"/>
+                      <a:ext cx="5532120" cy="5979437"/>
                     </a:xfrm>
                     <a:prstGeom prst="rect"/>
                   </pic:spPr>
@@ -2242,10 +2317,10 @@
           <w:rFonts w:ascii="微软雅黑" w:hAnsi="微软雅黑" w:eastAsia="微软雅黑"/>
           <w:b w:val="0"/>
           <w:i/>
-          <w:color w:val="555F6D"/>
+          <w:color w:val="5B6675"/>
           <w:sz w:val="17"/>
         </w:rPr>
-        <w:t>图 2  公网真实模型：天气类型租车次数占比饼图。463 / 247 / 21，占比 63.3%；下方为结果表、来源记录与实际执行的只读 SQL（截取结果区）。</w:t>
+        <w:t>图 2  公网真实模型生成的计划执行后的饼图：weathersit × sum(cnt)，三类天气租车总次数 2,257,952 / 996,858 / 37,869（68.6% / 30.3% / 1.2%）；下方结果表给出同口径数值与来源记录 463 / 247 / 21 条。数字由浏览器内 SQLite 计算，AI 只给出计划。</w:t>
       </w:r>
     </w:p>
     <w:p>
@@ -2256,7 +2331,7 @@
       <w:r>
         <w:drawing>
           <wp:inline xmlns:a="http://schemas.openxmlformats.org/drawingml/2006/main" xmlns:pic="http://schemas.openxmlformats.org/drawingml/2006/picture">
-            <wp:extent cx="4660653" cy="6309359"/>
+            <wp:extent cx="5532120" cy="4301700"/>
             <wp:docPr id="3" name="Picture 3"/>
             <wp:cNvGraphicFramePr>
               <a:graphicFrameLocks noChangeAspect="1"/>
@@ -2277,7 +2352,7 @@
                   <pic:spPr>
                     <a:xfrm>
                       <a:off x="0" y="0"/>
-                      <a:ext cx="4660653" cy="6309359"/>
+                      <a:ext cx="5532120" cy="4301700"/>
                     </a:xfrm>
                     <a:prstGeom prst="rect"/>
                   </pic:spPr>
@@ -2298,10 +2373,10 @@
           <w:rFonts w:ascii="微软雅黑" w:hAnsi="微软雅黑" w:eastAsia="微软雅黑"/>
           <w:b w:val="0"/>
           <w:i/>
-          <w:color w:val="555F6D"/>
+          <w:color w:val="5B6675"/>
           <w:sz w:val="17"/>
         </w:rPr>
-        <w:t>图 3  多轮追问后的「结合证据解读」：可能含义与用途逐条引用本轮事实编号（如依据 3 · 1,061,129 次），并声明「引用有效不等于解释成立」。</w:t>
+        <w:t>图 3  同一轮真实模型复核的「结合证据解读」：数据观察逐条标注依据编号（依据 1 · 1 2,257,952 次；依据 2 · 3 37,869 次），可能含义与用途另起一节，并声明「由模型依据本轮计算结果推出，属于候选解释」「引用有效不等于解释成立」；末尾为可展开的分析边界。</w:t>
       </w:r>
     </w:p>
     <w:p>
@@ -2354,7 +2429,7 @@
           <w:rFonts w:ascii="微软雅黑" w:hAnsi="微软雅黑" w:eastAsia="微软雅黑"/>
           <w:b w:val="0"/>
           <w:i/>
-          <w:color w:val="555F6D"/>
+          <w:color w:val="5B6675"/>
           <w:sz w:val="17"/>
         </w:rPr>
         <w:t>图 4  散点与 Pearson 相关（截取结果区）：731 个有效配对，r = 0.6275；界面说明仅展示 100 个点，但 r 使用全部有效配对，并明确非因果。</w:t>
@@ -2410,7 +2485,7 @@
           <w:rFonts w:ascii="微软雅黑" w:hAnsi="微软雅黑" w:eastAsia="微软雅黑"/>
           <w:b w:val="0"/>
           <w:i/>
-          <w:color w:val="555F6D"/>
+          <w:color w:val="5B6675"/>
           <w:sz w:val="17"/>
         </w:rPr>
         <w:t>图 5  390px 窄屏：导航、快照信息与图表配置纵向排列，无横向溢出（截取页面上部 1,150 px；完整页面已核验无溢出）。</w:t>
@@ -2419,17 +2494,18 @@
     <w:p>
       <w:pPr>
         <w:keepNext/>
-        <w:spacing w:before="280" w:after="160"/>
+        <w:pageBreakBefore/>
+        <w:spacing w:before="0" w:after="220"/>
         <w:pBdr>
-          <w:bottom w:val="single" w:sz="10" w:space="3" w:color="D96B1E"/>
+          <w:bottom w:val="single" w:sz="12" w:space="4" w:color="B45309"/>
         </w:pBdr>
       </w:pPr>
       <w:r>
         <w:rPr>
           <w:rFonts w:ascii="微软雅黑" w:hAnsi="微软雅黑" w:eastAsia="微软雅黑"/>
           <w:b/>
-          <w:color w:val="1B222C"/>
-          <w:sz w:val="34"/>
+          <w:color w:val="111827"/>
+          <w:sz w:val="36"/>
         </w:rPr>
         <w:t>六、项目之前是否发表过或获奖</w:t>
       </w:r>
@@ -2488,17 +2564,18 @@
     <w:p>
       <w:pPr>
         <w:keepNext/>
-        <w:spacing w:before="280" w:after="160"/>
+        <w:pageBreakBefore/>
+        <w:spacing w:before="0" w:after="220"/>
         <w:pBdr>
-          <w:bottom w:val="single" w:sz="10" w:space="3" w:color="D96B1E"/>
+          <w:bottom w:val="single" w:sz="12" w:space="4" w:color="B45309"/>
         </w:pBdr>
       </w:pPr>
       <w:r>
         <w:rPr>
           <w:rFonts w:ascii="微软雅黑" w:hAnsi="微软雅黑" w:eastAsia="微软雅黑"/>
           <w:b/>
-          <w:color w:val="1B222C"/>
-          <w:sz w:val="34"/>
+          <w:color w:val="111827"/>
+          <w:sz w:val="36"/>
         </w:rPr>
         <w:t>七、是否基于其他项目优化</w:t>
       </w:r>
@@ -2518,14 +2595,14 @@
     <w:p>
       <w:pPr>
         <w:keepNext/>
-        <w:spacing w:before="200" w:after="80"/>
+        <w:spacing w:before="280" w:after="100"/>
       </w:pPr>
       <w:r>
         <w:rPr>
           <w:rFonts w:ascii="微软雅黑" w:hAnsi="微软雅黑" w:eastAsia="微软雅黑"/>
           <w:b/>
-          <w:color w:val="1B222C"/>
-          <w:sz w:val="25"/>
+          <w:color w:val="111827"/>
+          <w:sz w:val="26"/>
         </w:rPr>
         <w:t>7.1 使用的开源依赖</w:t>
       </w:r>
@@ -2537,12 +2614,20 @@
         <w:jc w:val="center"/>
         <w:tblLayout w:type="fixed"/>
         <w:tblLook w:firstColumn="1" w:firstRow="1" w:lastColumn="0" w:lastRow="0" w:noHBand="0" w:noVBand="1" w:val="04A0"/>
+        <w:tblBorders>
+          <w:top w:val="single" w:sz="4" w:space="0" w:color="D5DBE3"/>
+          <w:left w:val="single" w:sz="4" w:space="0" w:color="D5DBE3"/>
+          <w:bottom w:val="single" w:sz="4" w:space="0" w:color="D5DBE3"/>
+          <w:right w:val="single" w:sz="4" w:space="0" w:color="D5DBE3"/>
+          <w:insideH w:val="single" w:sz="4" w:space="0" w:color="D5DBE3"/>
+          <w:insideV w:val="single" w:sz="4" w:space="0" w:color="D5DBE3"/>
+        </w:tblBorders>
         <w:tblLayout w:type="fixed"/>
       </w:tblPr>
       <w:tblGrid>
-        <w:gridCol w:w="3168"/>
-        <w:gridCol w:w="3168"/>
-        <w:gridCol w:w="3168"/>
+        <w:gridCol w:w="3137"/>
+        <w:gridCol w:w="3137"/>
+        <w:gridCol w:w="3137"/>
       </w:tblGrid>
       <w:tr>
         <w:trPr>
@@ -2552,15 +2637,18 @@
         <w:tc>
           <w:tcPr>
             <w:tcW w:type="dxa" w:w="2448"/>
-            <w:shd w:val="clear" w:color="auto" w:fill="3A4654"/>
+            <w:shd w:val="clear" w:color="auto" w:fill="F2F4F7"/>
           </w:tcPr>
           <w:p>
+            <w:pPr>
+              <w:keepNext/>
+            </w:pPr>
             <w:r/>
             <w:r>
               <w:rPr>
                 <w:rFonts w:ascii="微软雅黑" w:hAnsi="微软雅黑" w:eastAsia="微软雅黑"/>
                 <w:b/>
-                <w:color w:val="FFFFFF"/>
+                <w:color w:val="111827"/>
                 <w:sz w:val="18"/>
               </w:rPr>
               <w:t>依赖</w:t>
@@ -2570,15 +2658,18 @@
         <w:tc>
           <w:tcPr>
             <w:tcW w:type="dxa" w:w="1944"/>
-            <w:shd w:val="clear" w:color="auto" w:fill="3A4654"/>
+            <w:shd w:val="clear" w:color="auto" w:fill="F2F4F7"/>
           </w:tcPr>
           <w:p>
+            <w:pPr>
+              <w:keepNext/>
+            </w:pPr>
             <w:r/>
             <w:r>
               <w:rPr>
                 <w:rFonts w:ascii="微软雅黑" w:hAnsi="微软雅黑" w:eastAsia="微软雅黑"/>
                 <w:b/>
-                <w:color w:val="FFFFFF"/>
+                <w:color w:val="111827"/>
                 <w:sz w:val="18"/>
               </w:rPr>
               <w:t>用途</w:t>
@@ -2588,15 +2679,18 @@
         <w:tc>
           <w:tcPr>
             <w:tcW w:type="dxa" w:w="4536"/>
-            <w:shd w:val="clear" w:color="auto" w:fill="3A4654"/>
+            <w:shd w:val="clear" w:color="auto" w:fill="F2F4F7"/>
           </w:tcPr>
           <w:p>
+            <w:pPr>
+              <w:keepNext/>
+            </w:pPr>
             <w:r/>
             <w:r>
               <w:rPr>
                 <w:rFonts w:ascii="微软雅黑" w:hAnsi="微软雅黑" w:eastAsia="微软雅黑"/>
                 <w:b/>
-                <w:color w:val="FFFFFF"/>
+                <w:color w:val="111827"/>
                 <w:sz w:val="18"/>
               </w:rPr>
               <w:t>说明</w:t>
@@ -2670,6 +2764,7 @@
         <w:tc>
           <w:tcPr>
             <w:tcW w:type="dxa" w:w="2448"/>
+            <w:shd w:val="clear" w:color="auto" w:fill="FAFBFC"/>
           </w:tcPr>
           <w:p>
             <w:pPr>
@@ -2688,6 +2783,7 @@
         <w:tc>
           <w:tcPr>
             <w:tcW w:type="dxa" w:w="1944"/>
+            <w:shd w:val="clear" w:color="auto" w:fill="FAFBFC"/>
           </w:tcPr>
           <w:p>
             <w:pPr>
@@ -2706,6 +2802,7 @@
         <w:tc>
           <w:tcPr>
             <w:tcW w:type="dxa" w:w="4536"/>
+            <w:shd w:val="clear" w:color="auto" w:fill="FAFBFC"/>
           </w:tcPr>
           <w:p>
             <w:pPr>
@@ -2788,6 +2885,7 @@
         <w:tc>
           <w:tcPr>
             <w:tcW w:type="dxa" w:w="2448"/>
+            <w:shd w:val="clear" w:color="auto" w:fill="FAFBFC"/>
           </w:tcPr>
           <w:p>
             <w:pPr>
@@ -2806,6 +2904,7 @@
         <w:tc>
           <w:tcPr>
             <w:tcW w:type="dxa" w:w="1944"/>
+            <w:shd w:val="clear" w:color="auto" w:fill="FAFBFC"/>
           </w:tcPr>
           <w:p>
             <w:pPr>
@@ -2824,6 +2923,7 @@
         <w:tc>
           <w:tcPr>
             <w:tcW w:type="dxa" w:w="4536"/>
+            <w:shd w:val="clear" w:color="auto" w:fill="FAFBFC"/>
           </w:tcPr>
           <w:p>
             <w:pPr>
@@ -2980,14 +3080,14 @@
     <w:p>
       <w:pPr>
         <w:keepNext/>
-        <w:spacing w:before="200" w:after="80"/>
+        <w:spacing w:before="280" w:after="100"/>
       </w:pPr>
       <w:r>
         <w:rPr>
           <w:rFonts w:ascii="微软雅黑" w:hAnsi="微软雅黑" w:eastAsia="微软雅黑"/>
           <w:b/>
-          <w:color w:val="1B222C"/>
-          <w:sz w:val="25"/>
+          <w:color w:val="111827"/>
+          <w:sz w:val="26"/>
         </w:rPr>
         <w:t>7.2 仓库历史说明</w:t>
       </w:r>
@@ -3019,17 +3119,18 @@
     <w:p>
       <w:pPr>
         <w:keepNext/>
-        <w:spacing w:before="280" w:after="160"/>
+        <w:pageBreakBefore/>
+        <w:spacing w:before="0" w:after="220"/>
         <w:pBdr>
-          <w:bottom w:val="single" w:sz="10" w:space="3" w:color="D96B1E"/>
+          <w:bottom w:val="single" w:sz="12" w:space="4" w:color="B45309"/>
         </w:pBdr>
       </w:pPr>
       <w:r>
         <w:rPr>
           <w:rFonts w:ascii="微软雅黑" w:hAnsi="微软雅黑" w:eastAsia="微软雅黑"/>
           <w:b/>
-          <w:color w:val="1B222C"/>
-          <w:sz w:val="34"/>
+          <w:color w:val="111827"/>
+          <w:sz w:val="36"/>
         </w:rPr>
         <w:t>附录：可核查信息</w:t>
       </w:r>
@@ -3041,11 +3142,19 @@
         <w:jc w:val="center"/>
         <w:tblLayout w:type="fixed"/>
         <w:tblLook w:firstColumn="1" w:firstRow="1" w:lastColumn="0" w:lastRow="0" w:noHBand="0" w:noVBand="1" w:val="04A0"/>
+        <w:tblBorders>
+          <w:top w:val="single" w:sz="4" w:space="0" w:color="D5DBE3"/>
+          <w:left w:val="single" w:sz="4" w:space="0" w:color="D5DBE3"/>
+          <w:bottom w:val="single" w:sz="4" w:space="0" w:color="D5DBE3"/>
+          <w:right w:val="single" w:sz="4" w:space="0" w:color="D5DBE3"/>
+          <w:insideH w:val="single" w:sz="4" w:space="0" w:color="D5DBE3"/>
+          <w:insideV w:val="single" w:sz="4" w:space="0" w:color="D5DBE3"/>
+        </w:tblBorders>
         <w:tblLayout w:type="fixed"/>
       </w:tblPr>
       <w:tblGrid>
-        <w:gridCol w:w="4752"/>
-        <w:gridCol w:w="4752"/>
+        <w:gridCol w:w="4706"/>
+        <w:gridCol w:w="4706"/>
       </w:tblGrid>
       <w:tr>
         <w:trPr>
@@ -3055,15 +3164,18 @@
         <w:tc>
           <w:tcPr>
             <w:tcW w:type="dxa" w:w="1800"/>
-            <w:shd w:val="clear" w:color="auto" w:fill="3A4654"/>
+            <w:shd w:val="clear" w:color="auto" w:fill="F2F4F7"/>
           </w:tcPr>
           <w:p>
+            <w:pPr>
+              <w:keepNext/>
+            </w:pPr>
             <w:r/>
             <w:r>
               <w:rPr>
                 <w:rFonts w:ascii="微软雅黑" w:hAnsi="微软雅黑" w:eastAsia="微软雅黑"/>
                 <w:b/>
-                <w:color w:val="FFFFFF"/>
+                <w:color w:val="111827"/>
                 <w:sz w:val="18"/>
               </w:rPr>
               <w:t>项目</w:t>
@@ -3073,15 +3185,18 @@
         <w:tc>
           <w:tcPr>
             <w:tcW w:type="dxa" w:w="7200"/>
-            <w:shd w:val="clear" w:color="auto" w:fill="3A4654"/>
+            <w:shd w:val="clear" w:color="auto" w:fill="F2F4F7"/>
           </w:tcPr>
           <w:p>
+            <w:pPr>
+              <w:keepNext/>
+            </w:pPr>
             <w:r/>
             <w:r>
               <w:rPr>
                 <w:rFonts w:ascii="微软雅黑" w:hAnsi="微软雅黑" w:eastAsia="微软雅黑"/>
                 <w:b/>
-                <w:color w:val="FFFFFF"/>
+                <w:color w:val="111827"/>
                 <w:sz w:val="18"/>
               </w:rPr>
               <w:t>内容</w:t>
@@ -3137,6 +3252,7 @@
         <w:tc>
           <w:tcPr>
             <w:tcW w:type="dxa" w:w="1800"/>
+            <w:shd w:val="clear" w:color="auto" w:fill="FAFBFC"/>
           </w:tcPr>
           <w:p>
             <w:pPr>
@@ -3155,6 +3271,7 @@
         <w:tc>
           <w:tcPr>
             <w:tcW w:type="dxa" w:w="7200"/>
+            <w:shd w:val="clear" w:color="auto" w:fill="FAFBFC"/>
           </w:tcPr>
           <w:p>
             <w:pPr>
@@ -3219,6 +3336,7 @@
         <w:tc>
           <w:tcPr>
             <w:tcW w:type="dxa" w:w="1800"/>
+            <w:shd w:val="clear" w:color="auto" w:fill="FAFBFC"/>
           </w:tcPr>
           <w:p>
             <w:pPr>
@@ -3237,6 +3355,7 @@
         <w:tc>
           <w:tcPr>
             <w:tcW w:type="dxa" w:w="7200"/>
+            <w:shd w:val="clear" w:color="auto" w:fill="FAFBFC"/>
           </w:tcPr>
           <w:p>
             <w:pPr>
@@ -3301,6 +3420,7 @@
         <w:tc>
           <w:tcPr>
             <w:tcW w:type="dxa" w:w="1800"/>
+            <w:shd w:val="clear" w:color="auto" w:fill="FAFBFC"/>
           </w:tcPr>
           <w:p>
             <w:pPr>
@@ -3319,6 +3439,7 @@
         <w:tc>
           <w:tcPr>
             <w:tcW w:type="dxa" w:w="7200"/>
+            <w:shd w:val="clear" w:color="auto" w:fill="FAFBFC"/>
           </w:tcPr>
           <w:p>
             <w:pPr>
@@ -3349,16 +3470,16 @@
       <w:r>
         <w:rPr>
           <w:rFonts w:ascii="微软雅黑" w:hAnsi="微软雅黑" w:eastAsia="微软雅黑"/>
-          <w:color w:val="555F6D"/>
+          <w:color w:val="5B6675"/>
           <w:sz w:val="19"/>
         </w:rPr>
-        <w:t>说明：本文档中的测试数量为提交前最后一次回归结果；真实模型验收日期为 2026-10-30。演示视频与完整作品文件另附链接。</w:t>
+        <w:t>说明：本文档中的测试数量为提交前最后一次回归结果；真实模型验收日期为 2026-10-31。演示视频与完整作品文件另附链接。</w:t>
       </w:r>
     </w:p>
     <w:sectPr>
       <w:footerReference w:type="default" r:id="rId9"/>
-      <w:pgSz w:w="12240" w:h="15840"/>
-      <w:pgMar w:top="1224" w:right="1368" w:bottom="1152" w:left="1368" w:header="720" w:footer="720" w:gutter="0"/>
+      <w:pgSz w:w="11906" w:h="16838"/>
+      <w:pgMar w:top="1191" w:right="1247" w:bottom="1077" w:left="1247" w:header="720" w:footer="720" w:gutter="0"/>
       <w:cols w:space="720"/>
       <w:docGrid w:linePitch="360"/>
     </w:sectPr>
@@ -3376,7 +3497,7 @@
     <w:r>
       <w:rPr>
         <w:rFonts w:ascii="微软雅黑" w:hAnsi="微软雅黑" w:eastAsia="微软雅黑"/>
-        <w:color w:val="555F6D"/>
+        <w:color w:val="5B6675"/>
         <w:sz w:val="16"/>
       </w:rPr>
       <w:t xml:space="preserve">第 </w:t>
@@ -3385,7 +3506,7 @@
     <w:r>
       <w:rPr>
         <w:rFonts w:ascii="微软雅黑" w:hAnsi="微软雅黑" w:eastAsia="微软雅黑"/>
-        <w:color w:val="555F6D"/>
+        <w:color w:val="5B6675"/>
         <w:sz w:val="16"/>
       </w:rPr>
       <w:t xml:space="preserve"> 页</w:t>
@@ -3758,7 +3879,7 @@
     <w:qFormat/>
     <w:rsid w:val="00FC693F"/>
     <w:pPr>
-      <w:spacing w:line="348" w:lineRule="auto" w:after="120"/>
+      <w:spacing w:line="336" w:lineRule="auto" w:after="100"/>
     </w:pPr>
     <w:rPr>
       <w:rFonts w:ascii="微软雅黑" w:hAnsi="微软雅黑" w:eastAsia="微软雅黑"/>

--- a/docs/提交/数鉴Agent-作品介绍.docx
+++ b/docs/提交/数鉴Agent-作品介绍.docx
@@ -2208,7 +2208,7 @@
           <w:rFonts w:ascii="微软雅黑" w:hAnsi="微软雅黑" w:eastAsia="微软雅黑"/>
           <w:sz w:val="21"/>
         </w:rPr>
-        <w:t>以下截图均来自实际运行界面，按页面区域截取以保持可读。图 2、图 3 为公网部署 + 真实模型的真实运行结果（分别为计划执行后的饼图与同一轮的证据解读）；图 1、图 4、图 5 用于展示导入体检、相关分析与窄屏适配。</w:t>
+        <w:t>以下截图均来自实际运行界面，按页面区域截取以保持可读。图 2、图 3 为公网部署 + 真实模型的真实运行结果（分别为计划执行后的饼图与模型复核的证据解读）；图 1、图 4、图 5 用于展示导入体检、相关分析与窄屏适配。</w:t>
       </w:r>
     </w:p>
     <w:p>
@@ -2376,7 +2376,7 @@
           <w:color w:val="5B6675"/>
           <w:sz w:val="17"/>
         </w:rPr>
-        <w:t>图 3  同一轮真实模型复核的「结合证据解读」：数据观察逐条标注依据编号（依据 1 · 1 2,257,952 次；依据 2 · 3 37,869 次），可能含义与用途另起一节，并声明「由模型依据本轮计算结果推出，属于候选解释」「引用有效不等于解释成立」；末尾为可展开的分析边界。</w:t>
+        <w:t>图 3  真实模型复核的「结合证据解读」：数据观察逐条标注依据编号（依据 1 · 1 2,257,952 次；依据 2 · 3 37,869 次），可能含义与用途另起一节，并声明「由模型依据本轮计算结果推出，属于候选解释」「引用有效不等于解释成立」；末尾为可展开的分析边界。</w:t>
       </w:r>
     </w:p>
     <w:p>
